--- a/sites/lancamento-prepostos/documentos_padrao/banco_bmg/recibo_padrao.docx
+++ b/sites/lancamento-prepostos/documentos_padrao/banco_bmg/recibo_padrao.docx
@@ -47,7 +47,7 @@
         </w:rPr>
       </w:pPr>
       <w:r>
-        <w:t>TITULO Nº 179709</w:t>
+        <w:t>TITULO Nº 180131</w:t>
       </w:r>
     </w:p>
     <w:p>
@@ -168,7 +168,7 @@
         <w:ind w:left="848"/>
       </w:pPr>
       <w:r>
-        <w:t>Belo Horizonte, 30 de junho de 2026.</w:t>
+        <w:t>Belo Horizonte, 6 de julho de 2026.</w:t>
       </w:r>
     </w:p>
     <w:p>

--- a/sites/lancamento-prepostos/documentos_padrao/banco_bmg/recibo_padrao.docx
+++ b/sites/lancamento-prepostos/documentos_padrao/banco_bmg/recibo_padrao.docx
@@ -47,7 +47,7 @@
         </w:rPr>
       </w:pPr>
       <w:r>
-        <w:t>TITULO Nº 180131</w:t>
+        <w:t>TITULO Nº 180605</w:t>
       </w:r>
     </w:p>
     <w:p>
@@ -168,7 +168,7 @@
         <w:ind w:left="848"/>
       </w:pPr>
       <w:r>
-        <w:t>Belo Horizonte, 6 de julho de 2026.</w:t>
+        <w:t>Belo Horizonte, 16 de julho de 2026.</w:t>
       </w:r>
     </w:p>
     <w:p>

--- a/sites/lancamento-prepostos/documentos_padrao/banco_bmg/recibo_padrao.docx
+++ b/sites/lancamento-prepostos/documentos_padrao/banco_bmg/recibo_padrao.docx
@@ -47,7 +47,7 @@
         </w:rPr>
       </w:pPr>
       <w:r>
-        <w:t>TITULO Nº 180605</w:t>
+        <w:t>TITULO Nº 180131</w:t>
       </w:r>
     </w:p>
     <w:p>
@@ -168,7 +168,7 @@
         <w:ind w:left="848"/>
       </w:pPr>
       <w:r>
-        <w:t>Belo Horizonte, 16 de julho de 2026.</w:t>
+        <w:t>Belo Horizonte, 23 de julho de 2026.</w:t>
       </w:r>
     </w:p>
     <w:p>
